--- a/Templates/Залог/Реструктуризация/Резолютивка ВКЛ реструктуризация Залог.docx
+++ b/Templates/Залог/Реструктуризация/Резолютивка ВКЛ реструктуризация Залог.docx
@@ -341,7 +341,7 @@
             </w:r>
             <w:r>
               <w:rPr>
-                <w:rFonts w:ascii="Times New Roman" w:eastAsia="Times New Roman" w:hAnsi="Times New Roman"/>
+                <w:rFonts w:ascii="Times New Roman" w:eastAsia="Times New Roman" w:hAnsi="Times New Roman" w:cs="Times New Roman"/>
               </w:rPr>
               <w:t>[1]</w:t>
             </w:r>
@@ -405,6 +405,9 @@
         </w:rPr>
       </w:pPr>
       <w:r>
+        <w:rPr>
+          <w:rFonts w:ascii="Times New Roman" w:hAnsi="Times New Roman" w:cs="Times New Roman"/>
+        </w:rPr>
         <w:t xml:space="preserve">ознакомившись с заявлением «[989]» (ОГРН [990], ИНН [991]) о включении требований в реестр кредиторов </w:t>
       </w:r>
     </w:p>
@@ -421,32 +424,19 @@
         <w:rPr>
           <w:rFonts w:ascii="Times New Roman" w:eastAsia="Times New Roman" w:hAnsi="Times New Roman" w:cs="Times New Roman"/>
         </w:rPr>
-        <w:t xml:space="preserve">в рамках дела о несостоятельности (банкротстве)  </w:t>
+        <w:t>в рамках дела о несостоятельности (банкротстве)  [2</w:t>
       </w:r>
       <w:r>
         <w:rPr>
-          <w:rFonts w:ascii="Times New Roman" w:eastAsia="Times New Roman" w:hAnsi="Times New Roman"/>
-        </w:rPr>
-        <w:t>[2</w:t>
-      </w:r>
-      <w:r>
-        <w:rPr>
-          <w:rFonts w:ascii="Times New Roman" w:eastAsia="Times New Roman" w:hAnsi="Times New Roman"/>
+          <w:rFonts w:ascii="Times New Roman" w:eastAsia="Times New Roman" w:hAnsi="Times New Roman" w:cs="Times New Roman"/>
         </w:rPr>
         <w:t>.1</w:t>
       </w:r>
       <w:r>
         <w:rPr>
-          <w:rFonts w:ascii="Times New Roman" w:eastAsia="Times New Roman" w:hAnsi="Times New Roman"/>
+          <w:rFonts w:ascii="Times New Roman" w:eastAsia="Times New Roman" w:hAnsi="Times New Roman" w:cs="Times New Roman"/>
         </w:rPr>
-        <w:t>]</w:t>
-      </w:r>
-      <w:r>
-        <w:rPr>
-          <w:rFonts w:ascii="Times New Roman" w:eastAsia="Times New Roman" w:hAnsi="Times New Roman"/>
-          <w:b/>
-        </w:rPr>
-        <w:t xml:space="preserve"> </w:t>
+        <w:t xml:space="preserve">] </w:t>
       </w:r>
       <w:r>
         <w:rPr>
@@ -497,6 +487,8 @@
           <w:rFonts w:ascii="Times New Roman" w:hAnsi="Times New Roman" w:cs="Times New Roman"/>
         </w:rPr>
       </w:pPr>
+      <w:bookmarkStart w:id="0" w:name="_GoBack"/>
+      <w:bookmarkEnd w:id="0"/>
     </w:p>
     <w:p>
       <w:pPr>
@@ -548,15 +540,23 @@
           <w:rFonts w:ascii="Times New Roman" w:hAnsi="Times New Roman" w:cs="Times New Roman"/>
         </w:rPr>
       </w:pPr>
+      <w:proofErr w:type="gramStart"/>
       <w:r>
+        <w:rPr>
+          <w:rFonts w:ascii="Times New Roman" w:hAnsi="Times New Roman" w:cs="Times New Roman"/>
+        </w:rPr>
         <w:t>Включить требование «[989]» (ИНН [991], ОГРН [990], адрес регистрации: [988])   [12] руб., из которых: [13] руб. – просроченный основной долг, [14] руб. - просроченные проценты, [15] руб. - неустойка, из них: как обеспеченные залогом – [0007] руб., в том числе неустойка – [0071] руб.</w:t>
       </w:r>
+      <w:proofErr w:type="gramEnd"/>
     </w:p>
     <w:p>
       <w:pPr>
         <w:ind w:firstLine="720"/>
         <w:contextualSpacing/>
         <w:jc w:val="both"/>
+        <w:rPr>
+          <w:rFonts w:ascii="Times New Roman" w:hAnsi="Times New Roman" w:cs="Times New Roman"/>
+        </w:rPr>
       </w:pPr>
       <w:r>
         <w:rPr>
@@ -593,6 +593,9 @@
         </w:rPr>
       </w:pPr>
       <w:r>
+        <w:rPr>
+          <w:rFonts w:ascii="Times New Roman" w:hAnsi="Times New Roman" w:cs="Times New Roman"/>
+        </w:rPr>
         <w:t>Судебные расходы по уплате государственной пошлины в размере [16] рубля, подлежащие взысканию с [2] (дата рождения: [3],  ИНН  [4], СНИЛС [5], место регистрации:  [6]) в пользу «[989]», учитываются в реестре требований кредиторов применительно к пункту 3 статьи 137 Федерального закона от 26.10.2002 № 127-ФЗ «О несостоятельности (банкротстве)».</w:t>
       </w:r>
     </w:p>
@@ -723,8 +726,6 @@
             </w:r>
           </w:p>
         </w:tc>
-        <w:bookmarkStart w:id="0" w:name="_GoBack"/>
-        <w:bookmarkEnd w:id="0"/>
       </w:tr>
     </w:tbl>
     <w:p>
@@ -759,7 +760,13 @@
         </w:rPr>
       </w:pPr>
     </w:p>
-    <w:p/>
+    <w:p>
+      <w:pPr>
+        <w:rPr>
+          <w:rFonts w:ascii="Times New Roman" w:hAnsi="Times New Roman" w:cs="Times New Roman"/>
+        </w:rPr>
+      </w:pPr>
+    </w:p>
     <w:sectPr>
       <w:pgSz w:w="11906" w:h="16838"/>
       <w:pgMar w:top="1134" w:right="850" w:bottom="1134" w:left="1701" w:header="709" w:footer="709" w:gutter="0"/>

--- a/Templates/Залог/Реструктуризация/Резолютивка ВКЛ реструктуризация Залог.docx
+++ b/Templates/Залог/Реструктуризация/Резолютивка ВКЛ реструктуризация Залог.docx
@@ -545,7 +545,7 @@
         <w:rPr>
           <w:rFonts w:ascii="Times New Roman" w:hAnsi="Times New Roman" w:cs="Times New Roman"/>
         </w:rPr>
-        <w:t>Включить требование «[989]» (ИНН [991], ОГРН [990], адрес регистрации: [988])   [12] руб., из которых: [13] руб. – просроченный основной долг, [14] руб. - просроченные проценты, [15] руб. - неустойка, из них: как обеспеченные залогом – [0007] руб., в том числе неустойка – [0071] руб.</w:t>
+        <w:t>Включить требование «[989]» (ИНН [991], ОГРН [990], адрес регистрации: [988])   в размере [12] руб., из которых: [13] руб. – просроченный основной долг, [14] руб. - просроченные проценты, [15] руб. - неустойка, из них: как обеспеченные залогом – [0007] руб., в том числе неустойка – [0071] руб.</w:t>
       </w:r>
       <w:proofErr w:type="gramEnd"/>
     </w:p>
